--- a/papers/P8_linguistic_fossils/revision_v0.2/RESPONSE_TO_REVIEWERS_v0.4.docx
+++ b/papers/P8_linguistic_fossils/revision_v0.2/RESPONSE_TO_REVIEWERS_v0.4.docx
@@ -349,7 +349,7 @@
         </w:numPr>
       </w:pPr>
       <w:r>
-        <w:t xml:space="preserve">Section 3.2 traces the published figure through Bulbeck, Pasqua and Di Lello (2000:103), Bellwood (1997:115) and Sirk (1989:71). The 38 percent is Blust’s lexicostatistical count against a 200-item PMP list as reported by Bellwood, beside a Western Malayo-Polynesian mean of 41 percent; ABVD’s PMP list is Blust’s too, so our 39.3 percent is a count of the same kind in the same tradition on another Makasar word list. The manuscript says that their agreement is not independent confirmation and that in its source the figure is not presented as low. Sirk’s Table 1 (45 / 42 / 60 for Makasar–Bugis, Makasar–Sa’dan, Bugis–Sa’dan) is given as a more independent comparison beside ABVD’s 41.4 / 39.2 / 53.1.</w:t>
+        <w:t xml:space="preserve">Section 3.2 traces the published figure from Bulbeck, Pasqua and Di Lello (2000:103) back to Bellwood (1997:115). The 38 percent is Blust’s lexicostatistical count against a 200-item PMP list as reported by Bellwood, beside a Western Malayo-Polynesian mean of 41 percent; ABVD’s PMP list is Blust’s too, so our 39.3 percent is a count of the same kind in the same tradition on another Makasar word list. The manuscript says that their agreement is not independent confirmation and that in its source the figure is not presented as low. Sirk’s Table 1 (45 / 42 / 60 for Makasar–Bugis, Makasar–Sa’dan, Bugis–Sa’dan) is given as a more independent comparison beside ABVD’s 41.4 / 39.2 / 53.1.</w:t>
       </w:r>
     </w:p>
     <w:p>
@@ -446,7 +446,7 @@
         <w:t xml:space="preserve"> </w:t>
       </w:r>
       <w:r>
-        <w:t xml:space="preserve">is dropped, since neither source uses it, and the edition cited is the one we read (2013).</w:t>
+        <w:t xml:space="preserve">is dropped, since neither source uses it, and the edition cited is the one consulted (2013).</w:t>
       </w:r>
     </w:p>
     <w:p>
@@ -552,7 +552,7 @@
         </w:numPr>
       </w:pPr>
       <w:r>
-        <w:t xml:space="preserve">The permutation test that replaces it (Section 3.7) finds that, among uncoded forms, same-meaning forms are slightly more alike across lists than different-meaning forms (none of 10,000 permutations; four look-alike pairs against 0.5 expected; the coded forms, run as a positive control, show 472 against 8.5). The test asks only about the uncoded forms: shared vocabulary that ABVD’s editors recognised carries a set number and sits in the coded class, where this test cannot tell a shared layer from inherited vocabulary. The paper therefore makes no claim about a shared layer, positive or negative.</w:t>
+        <w:t xml:space="preserve">The permutation test that replaces it (Section 3.7) finds that, among uncoded forms, same-meaning forms are slightly more alike across lists than different-meaning forms (none of 10,000 permutations; four look-alike pairs against 0.5 expected; the coded forms, run as a positive control, show 472 against 8.5). The test asks only about the uncoded forms: shared vocabulary that ABVD’s editors recognised carries a set number and sits in the coded class, which the test does not examine beyond that control. The paper therefore makes no claim about a shared layer, positive or negative.</w:t>
       </w:r>
     </w:p>
     <w:p>
@@ -1396,7 +1396,7 @@
         </w:numPr>
       </w:pPr>
       <w:r>
-        <w:t xml:space="preserve">We meant the second reading, cognates that exist but are not assigned in the database, and the word was badly chosen. On the first reading the data say only this: the list fills 200 of the 210 meanings, and 88.4 percent of its uncoded forms recur in the five Tolaki dialect lists where those cover the meaning, so the forms are not peculiar to this one word list; whether a mainstream synonym exists that no list records, the study cannot show. The second reading is visible for part of the forms: of the 34 uncoded Tolaki forms that match an entry of the Proto-Bungku-Tolaki list, seven match an entry that ABVD does assign to a cognate set, and twelve of the 128 uncoded forms whose meaning has a PMP entry resemble that entry by the screen (about two expected by chance; one is loan-flagged). For the rest the study cannot decide between a coding gap, a chance resemblance and a loan, and Section 3.3 says so.</w:t>
+        <w:t xml:space="preserve">We meant the second reading, cognates that exist but are not assigned in the database, and the phrase was badly chosen. On the first reading the data say only this: the list fills 200 of the 210 meanings, and of its 86 uncoded forms whose meaning the five Tolaki dialect lists also cover, 88.4 percent recur in those lists; whether a mainstream synonym exists that no list records, the study cannot show. The second reading is visible for part of the forms: of the 34 uncoded Tolaki forms that match an entry of the Proto-Bungku-Tolaki list, seven match an entry that ABVD does assign to a cognate set, and twelve of the 128 uncoded forms whose meaning has a PMP entry resemble that entry by the screen (about two expected by chance; one is loan-flagged). For the rest the study cannot decide between a coding gap, a chance resemblance and a loan, and Section 3.3 says so.</w:t>
       </w:r>
     </w:p>
     <w:p>
@@ -1435,7 +1435,7 @@
         <w:pStyle w:val="FirstParagraph"/>
       </w:pPr>
       <w:r>
-        <w:t xml:space="preserve">We have rewritten Sections 2 and 3 for readers who do not work with classifiers: the terms the reviewer marked are explained in words where they first appear, and the internal experiment codes are gone. The bullets follow the 24 highlights in the order of the pages of the reviewer’s copy.</w:t>
+        <w:t xml:space="preserve">We have rewritten Sections 2 and 3 for readers who do not work with classifiers: the terms the reviewer marked are explained in words, and the internal experiment codes are gone. The bullets follow the 24 highlights in the order of the pages of the reviewer’s copy.</w:t>
       </w:r>
     </w:p>
     <w:p>
@@ -1478,7 +1478,7 @@
         <w:t xml:space="preserve"> </w:t>
       </w:r>
       <w:r>
-        <w:t xml:space="preserve">We found no source that states the claim as we had written it. The sentence now says only that some forms cannot be assigned to a higher-level proto-form, and the sentences that follow give what the literature does state: Reid (1994), who counted forms with no known cognate in three Philippine Negrito languages, and the literature on Makasar. The stronger triple claim of the submitted version (no cognates, non-canonical structure, irregular correspondences) is dropped.</w:t>
+        <w:t xml:space="preserve">We found no source that states the claim as we had written it, nor one that states it for Austronesian languages in general. The sentence now says only that in many Austronesian languages some forms cannot be assigned to a higher-level proto-form; it has no reference of its own, and the sentences that follow give what the literature does state: Reid (1994), who counted forms with no known cognate in three Philippine Negrito languages, and the literature on Makasar. The stronger triple claim of the submitted version (no cognates, non-canonical structure, irregular correspondences) is dropped.</w:t>
       </w:r>
     </w:p>
     <w:p>
@@ -2506,7 +2506,7 @@
         <w:pStyle w:val="FirstParagraph"/>
       </w:pPr>
       <w:r>
-        <w:t xml:space="preserve">We have kept the three things the reviewer singled out for approval: the limitations (a paragraph of Section 4, rewritten for what the revision claims; limits are also stated with each result), the declaration on the use of artificial intelligence (rewritten to name each stage at which the assistance was used), and the open code and data (now with a Zenodo deposit). The reviewer also found the Discussion the most accessible part of the paper. Much of the submitted Discussion rested on results that did not survive our re-derivation (Part C) and is withdrawn; the revised Section 4 is shorter and says what the measurements do and do not show for the profile, for Makasar and for Tolaki.</w:t>
+        <w:t xml:space="preserve">We have kept the three things the reviewer singled out for approval: the limitations (a paragraph of Section 4, rewritten for what the revision claims; limits are also stated with each result), the declaration on the use of artificial intelligence (rewritten to name each stage at which the assistance was used), and the open code and data (now with a Zenodo deposit). The reviewer also found the Discussion easier to follow than Section 3, and its insights of potential interest. Much of the submitted Discussion rested on results that did not survive our re-derivation (Part C) and is withdrawn; the revised Section 4 is shorter and says what the measurements do and do not show for the profile, for Makasar and for Tolaki.</w:t>
       </w:r>
     </w:p>
     <w:bookmarkEnd w:id="10"/>
@@ -2836,7 +2836,7 @@
         <w:t xml:space="preserve">“does not depend on form length at all”</w:t>
       </w:r>
       <w:r>
-        <w:t xml:space="preserve">. Revised: the submitted numbers belonged to another model (26 inputs, with the list identity). For the models of the revision (Section 3.6), digraph conversion changes nothing (75 forms) and removing both size inputs costs 0.014 / 0.023 AUC; the sentence is withdrawn.</w:t>
+        <w:t xml:space="preserve">. Revised: the submitted numbers were not those of the model that section named: they came from the 26-input model under another division into folds. For the models of the revision (Section 3.6), digraph conversion changes nothing (75 forms) and removing both size inputs costs 0.014 / 0.023 AUC; the sentence is withdrawn.</w:t>
       </w:r>
     </w:p>
     <w:p>
@@ -2980,7 +2980,7 @@
         <w:t xml:space="preserve"> </w:t>
       </w:r>
       <w:r>
-        <w:t xml:space="preserve">Submitted: Ross 2005 given as an article in this journal (it is a book chapter); two entries in our bibliography file for works that do not exist (neither was cited); seven further entries with a wrong entry type, publisher or pages. Revised: the reference list was checked entry by entry against the publications or their catalogue records (the page range of one conference paper could be confirmed only at second hand); Ross 2005 is no longer cited and the two entries are deleted.</w:t>
+        <w:t xml:space="preserve">Submitted: Ross 2005 given as an article in this journal (it is a book chapter); two entries in our bibliography file for works that do not exist (neither was cited); seven further entries with a wrong entry type, publisher or pages. Revised: every entry of the reference list was checked against the publication, its catalogue record or, for a few page ranges, the reference list of another work; one page range that could not be confirmed is omitted; Ross 2005 is no longer cited and the two entries are deleted.</w:t>
       </w:r>
     </w:p>
     <w:bookmarkEnd w:id="11"/>
